--- a/templates/farmacia/modelo_termo_farmacia_automatizado.docx
+++ b/templates/farmacia/modelo_termo_farmacia_automatizado.docx
@@ -52,7 +52,7 @@
         <w:ind w:left="-4" w:right="0"/>
       </w:pPr>
       <w:r>
-        <w:t>matriculado(a) no Curso de Farmácia, no {{SEMESTRE}}, sob o registro acadêmico (RA) nº {{RA_ALUNO}}, residente em {{ENDERECO_ALUNO}}, bairro {{BAIRRO_ALUNO}}, cidade {{CIDADE_ALUNO}}, estado de {{ESTADO_ALUNO}}, doravante denominado(a) ESTAGIÁRIO(A) e, como INTERVENIENTE a ASSOCIAÇÃO EDUCACIONAL NOVE DE JULHO, na qualidade de mantenedora da Universidade Nove de Julho - UNINOVE, com sede na Rua Diamantina, nº 302, CEP 02117-010, Bairro Vila Maria, São Paulo - SP, inscrita no CNPJ sob o nº 43.374.768/0001-38, celebram o presente TERMO DE COMPROMISSO DE ESTÁGIO, nos termos da Lei nº 11.778 de 25/09/2008, de acordo com as condições seguintes:</w:t>
+        <w:t>matriculado(a) no Curso de Farmácia, no {{SEMESTRE}} semestre, sob o registro acadêmico (RA) nº {{RA_ALUNO}}, residente em {{ENDERECO_ALUNO}}, bairro {{BAIRRO_ALUNO}}, cidade {{CIDADE_ALUNO}}, estado de {{ESTADO_ALUNO}}, doravante denominado(a) ESTAGIÁRIO(A) e, como INTERVENIENTE a ASSOCIAÇÃO EDUCACIONAL NOVE DE JULHO, na qualidade de mantenedora da Universidade Nove de Julho - UNINOVE, com sede na Rua Diamantina, nº 302, CEP 02117-010, Bairro Vila Maria, São Paulo - SP, inscrita no CNPJ sob o nº 43.374.768/0001-38, celebram o presente TERMO DE COMPROMISSO DE ESTÁGIO, nos termos da Lei nº 11.778 de 25/09/2008, de acordo com as condições seguintes:</w:t>
       </w:r>
     </w:p>
     <w:p>
@@ -202,7 +202,7 @@
         <w:rPr>
           <w:b/>
         </w:rPr>
-        <w:t>3.2. A INSTITUIÇÃO CONCEDENTE designa {{NOME_RT}}, inscrito(a) no {{CONSELHO_RT}}, ocupante do cargo de {{CARGO_REPRESENTANTE}}, para realizar a supervisão direta do(a) estagiário(a) como Supervisor(a) de Campo.</w:t>
+        <w:t>3.2. A INSTITUIÇÃO CONCEDENTE designa {{NOME_RT}}, inscrito(a) no {{CONSELHO_RT_DOCUMENTO}}, ocupante do cargo de {{CARGO_REPRESENTANTE}}, para realizar a supervisão direta do(a) estagiário(a) como Supervisor(a) de Campo.</w:t>
       </w:r>
     </w:p>
     <w:p>
@@ -275,9 +275,19 @@
       </w:pPr>
       <w:r>
         <w:rPr>
-          <w:rFonts w:eastAsia="Calibri"/>
-        </w:rPr>
-        <w:t>EMPRESA SEGURADORA: {{SEGURADORA}}</w:t>
+          <w:rFonts w:ascii="Times New Roman" w:hAnsi="Times New Roman"/>
+          <w:b/>
+          <w:sz w:val="24"/>
+        </w:rPr>
+        <w:t>EMPRESA SEGURADORA:</w:t>
+      </w:r>
+      <w:r>
+        <w:rPr>
+          <w:rFonts w:ascii="Times New Roman" w:hAnsi="Times New Roman"/>
+          <w:b w:val="0"/>
+          <w:sz w:val="24"/>
+        </w:rPr>
+        <w:t xml:space="preserve"> {{SEGURADORA}}</w:t>
       </w:r>
     </w:p>
     <w:p>
@@ -1094,51 +1104,40 @@
       <w:jc w:val="right"/>
     </w:pPr>
     <w:r>
-      <w:rPr>
-        <w:rFonts w:ascii="Calibri" w:eastAsia="Calibri" w:hAnsi="Calibri" w:cs="Calibri"/>
-      </w:rPr>
       <w:t xml:space="preserve">página </w:t>
     </w:r>
     <w:r>
       <w:fldChar w:fldCharType="begin"/>
     </w:r>
     <w:r>
-      <w:instrText xml:space="preserve"> PAGE   \* MERGEFORMAT </w:instrText>
+      <w:instrText xml:space="preserve">PAGE</w:instrText>
     </w:r>
     <w:r>
       <w:fldChar w:fldCharType="separate"/>
     </w:r>
     <w:r>
-      <w:rPr>
-        <w:rFonts w:ascii="Calibri" w:eastAsia="Calibri" w:hAnsi="Calibri" w:cs="Calibri"/>
-      </w:rPr>
       <w:t>1</w:t>
     </w:r>
     <w:r>
-      <w:rPr>
-        <w:rFonts w:ascii="Calibri" w:eastAsia="Calibri" w:hAnsi="Calibri" w:cs="Calibri"/>
-      </w:rPr>
       <w:fldChar w:fldCharType="end"/>
     </w:r>
     <w:r>
-      <w:rPr>
-        <w:rFonts w:ascii="Calibri" w:eastAsia="Calibri" w:hAnsi="Calibri" w:cs="Calibri"/>
-      </w:rPr>
       <w:t xml:space="preserve"> de </w:t>
     </w:r>
-    <w:fldSimple w:instr=" NUMPAGES   \* MERGEFORMAT ">
-      <w:r>
-        <w:rPr>
-          <w:rFonts w:ascii="Calibri" w:eastAsia="Calibri" w:hAnsi="Calibri" w:cs="Calibri"/>
-        </w:rPr>
-        <w:t>3</w:t>
-      </w:r>
-    </w:fldSimple>
-    <w:r>
-      <w:rPr>
-        <w:rFonts w:ascii="Calibri" w:eastAsia="Calibri" w:hAnsi="Calibri" w:cs="Calibri"/>
-      </w:rPr>
-      <w:t xml:space="preserve"> </w:t>
+    <w:r>
+      <w:fldChar w:fldCharType="begin"/>
+    </w:r>
+    <w:r>
+      <w:instrText xml:space="preserve">NUMPAGES</w:instrText>
+    </w:r>
+    <w:r>
+      <w:fldChar w:fldCharType="separate"/>
+    </w:r>
+    <w:r>
+      <w:t>1</w:t>
+    </w:r>
+    <w:r>
+      <w:fldChar w:fldCharType="end"/>
     </w:r>
   </w:p>
 </w:ftr>

--- a/templates/farmacia/modelo_termo_farmacia_automatizado.docx
+++ b/templates/farmacia/modelo_termo_farmacia_automatizado.docx
@@ -22,21 +22,35 @@
         <w:ind w:left="-4" w:right="0"/>
       </w:pPr>
       <w:r>
-        <w:t>Pelo presente instrumento, de um lado, na qualidade de INSTITUIÇÃO CONCEDENTE, a empresa {{EMPRESA}}, estabelecida em {{ENDERECO_EMPRESA}},</w:t>
-      </w:r>
-    </w:p>
-    <w:p>
-      <w:pPr>
-        <w:spacing w:after="10" w:line="359" w:lineRule="auto"/>
-        <w:ind w:left="-4" w:right="0"/>
-      </w:pPr>
-      <w:r>
-        <w:t>inscrita no CNPJ nº {{CNPJ}}, cujo ramo de atividade é {{RAMO_EMPRESA}}, representada por {{NOME_RT}}, que exerce o cargo de {{CARGO_REPRESENTANTE}} e, do outro lado, O(A) ALUNO(A)</w:t>
+        <w:t xml:space="preserve">Pelo presente instrumento, de um lado, na qualidade de </w:t>
+      </w:r>
+      <w:r>
+        <w:rPr>
+          <w:b/>
+          <w:bCs/>
+        </w:rPr>
+        <w:t>INSTITUIÇÃO CONCEDENTE</w:t>
+      </w:r>
+      <w:r>
+        <w:t>, a empresa {{EMPRESA}}, estabelecida em {{ENDERECO_EMPRESA}},</w:t>
       </w:r>
       <w:r>
         <w:t xml:space="preserve"> </w:t>
       </w:r>
       <w:r>
+        <w:t xml:space="preserve">inscrita no CNPJ nº {{CNPJ}}, cujo ramo de atividade é {{RAMO_EMPRESA}}, representada por {{NOME_RT}}, que exerce o cargo de {{CARGO_REPRESENTANTE}} e, do outro lado, </w:t>
+      </w:r>
+      <w:r>
+        <w:rPr>
+          <w:b/>
+          <w:bCs/>
+        </w:rPr>
+        <w:t>O(A) ALUNO(A)</w:t>
+      </w:r>
+      <w:r>
+        <w:t xml:space="preserve"> </w:t>
+      </w:r>
+      <w:r>
         <w:t>{{NOME_ALUNO}}, portador(a) da Cédula de Identidade</w:t>
       </w:r>
       <w:r>
@@ -45,14 +59,71 @@
       <w:r>
         <w:t>RG nº {{RG}}, CPF nº {{CPF}},</w:t>
       </w:r>
-    </w:p>
-    <w:p>
-      <w:pPr>
-        <w:spacing w:line="363" w:lineRule="auto"/>
-        <w:ind w:left="-4" w:right="0"/>
-      </w:pPr>
-      <w:r>
-        <w:t>matriculado(a) no Curso de Farmácia, no {{SEMESTRE}} semestre, sob o registro acadêmico (RA) nº {{RA_ALUNO}}, residente em {{ENDERECO_ALUNO}}, bairro {{BAIRRO_ALUNO}}, cidade {{CIDADE_ALUNO}}, estado de {{ESTADO_ALUNO}}, doravante denominado(a) ESTAGIÁRIO(A) e, como INTERVENIENTE a ASSOCIAÇÃO EDUCACIONAL NOVE DE JULHO, na qualidade de mantenedora da Universidade Nove de Julho - UNINOVE, com sede na Rua Diamantina, nº 302, CEP 02117-010, Bairro Vila Maria, São Paulo - SP, inscrita no CNPJ sob o nº 43.374.768/0001-38, celebram o presente TERMO DE COMPROMISSO DE ESTÁGIO, nos termos da Lei nº 11.778 de 25/09/2008, de acordo com as condições seguintes:</w:t>
+      <w:r>
+        <w:t xml:space="preserve"> </w:t>
+      </w:r>
+      <w:r>
+        <w:t xml:space="preserve">matriculado(a) no </w:t>
+      </w:r>
+      <w:r>
+        <w:rPr>
+          <w:b/>
+          <w:bCs/>
+        </w:rPr>
+        <w:t>Curso de Farmácia</w:t>
+      </w:r>
+      <w:r>
+        <w:t xml:space="preserve">, no {{SEMESTRE}} semestre, sob o registro acadêmico (RA) nº {{RA_ALUNO}}, residente em {{ENDERECO_ALUNO}}, bairro {{BAIRRO_ALUNO}}, cidade {{CIDADE_ALUNO}}, estado de {{ESTADO_ALUNO}}, doravante denominado(a) </w:t>
+      </w:r>
+      <w:r>
+        <w:rPr>
+          <w:b/>
+          <w:bCs/>
+        </w:rPr>
+        <w:t>ESTAGIÁRIO(A)</w:t>
+      </w:r>
+      <w:r>
+        <w:t xml:space="preserve"> e, como </w:t>
+      </w:r>
+      <w:r>
+        <w:rPr>
+          <w:b/>
+          <w:bCs/>
+        </w:rPr>
+        <w:t>INTERVENIENTE</w:t>
+      </w:r>
+      <w:r>
+        <w:t xml:space="preserve"> a </w:t>
+      </w:r>
+      <w:r>
+        <w:rPr>
+          <w:b/>
+          <w:bCs/>
+        </w:rPr>
+        <w:t>ASSOCIAÇÃO EDUCACIONAL NOVE DE JULHO</w:t>
+      </w:r>
+      <w:r>
+        <w:t xml:space="preserve">, na qualidade de mantenedora da </w:t>
+      </w:r>
+      <w:r>
+        <w:rPr>
+          <w:b/>
+          <w:bCs/>
+        </w:rPr>
+        <w:t>Universidade Nove de Julho - UNINOVE</w:t>
+      </w:r>
+      <w:r>
+        <w:t xml:space="preserve">, com sede na Rua Diamantina, nº 302, CEP 02117-010, Bairro Vila Maria, São Paulo - SP, inscrita no CNPJ sob o nº 43.374.768/0001-38, celebram o presente </w:t>
+      </w:r>
+      <w:r>
+        <w:rPr>
+          <w:b/>
+          <w:bCs/>
+        </w:rPr>
+        <w:t>TERMO DE COMPROMISSO DE ESTÁGIO</w:t>
+      </w:r>
+      <w:r>
+        <w:t>, nos termos da Lei nº 11.778 de 25/09/2008, de acordo com as condições seguintes:</w:t>
       </w:r>
     </w:p>
     <w:p>
@@ -202,7 +273,13 @@
         <w:rPr>
           <w:b/>
         </w:rPr>
-        <w:t>3.2. A INSTITUIÇÃO CONCEDENTE designa {{NOME_RT}}, inscrito(a) no {{CONSELHO_RT_DOCUMENTO}}, ocupante do cargo de {{CARGO_REPRESENTANTE}}, para realizar a supervisão direta do(a) estagiário(a) como Supervisor(a) de Campo.</w:t>
+        <w:t xml:space="preserve">3.2. </w:t>
+      </w:r>
+      <w:r>
+        <w:rPr>
+          <w:bCs/>
+        </w:rPr>
+        <w:t>A INSTITUIÇÃO CONCEDENTE designa {{NOME_RT}}, inscrito(a) no {{CONSELHO_RT_DOCUMENTO}}, ocupante do cargo de {{CARGO_REPRESENTANTE}}, para realizar a supervisão direta do(a) estagiário(a) como Supervisor(a) de Campo.</w:t>
       </w:r>
     </w:p>
     <w:p>
@@ -275,16 +352,13 @@
       </w:pPr>
       <w:r>
         <w:rPr>
-          <w:rFonts w:ascii="Times New Roman" w:hAnsi="Times New Roman"/>
-          <w:b/>
+          <w:bCs/>
           <w:sz w:val="24"/>
         </w:rPr>
         <w:t>EMPRESA SEGURADORA:</w:t>
       </w:r>
       <w:r>
         <w:rPr>
-          <w:rFonts w:ascii="Times New Roman" w:hAnsi="Times New Roman"/>
-          <w:b w:val="0"/>
           <w:sz w:val="24"/>
         </w:rPr>
         <w:t xml:space="preserve"> {{SEGURADORA}}</w:t>
@@ -574,7 +648,15 @@
         <w:jc w:val="center"/>
       </w:pPr>
       <w:r>
-        <w:t>São Paulo, {{DATA_FIM_EXTENSO}}.</w:t>
+        <w:t>São Paulo, {{DATA_</w:t>
+      </w:r>
+      <w:proofErr w:type="gramStart"/>
+      <w:r>
+        <w:t>INICIO</w:t>
+      </w:r>
+      <w:proofErr w:type="gramEnd"/>
+      <w:r>
+        <w:t>_EXTENSO}}.</w:t>
       </w:r>
     </w:p>
     <w:p>
@@ -589,412 +671,382 @@
     </w:p>
     <w:p>
       <w:pPr>
+        <w:widowControl w:val="0"/>
+        <w:pBdr>
+          <w:top w:val="nil"/>
+          <w:left w:val="nil"/>
+          <w:bottom w:val="nil"/>
+          <w:right w:val="nil"/>
+          <w:between w:val="nil"/>
+        </w:pBdr>
+        <w:spacing w:before="1057" w:after="0" w:line="240" w:lineRule="auto"/>
+        <w:ind w:left="0" w:right="0" w:firstLine="0"/>
+        <w:jc w:val="left"/>
+        <w:rPr>
+          <w:rFonts w:ascii="Calibri" w:eastAsia="Calibri" w:hAnsi="Calibri" w:cs="Calibri"/>
+          <w:kern w:val="0"/>
+          <w:szCs w:val="22"/>
+          <w14:ligatures w14:val="none"/>
+        </w:rPr>
+      </w:pPr>
+      <w:r>
+        <w:rPr>
+          <w:rFonts w:ascii="Calibri" w:eastAsia="Calibri" w:hAnsi="Calibri" w:cs="Calibri"/>
+          <w:kern w:val="0"/>
+          <w:szCs w:val="22"/>
+          <w14:ligatures w14:val="none"/>
+        </w:rPr>
+        <w:t xml:space="preserve">_____________________________________________________  </w:t>
+      </w:r>
+    </w:p>
+    <w:p>
+      <w:pPr>
+        <w:widowControl w:val="0"/>
+        <w:pBdr>
+          <w:top w:val="nil"/>
+          <w:left w:val="nil"/>
+          <w:bottom w:val="nil"/>
+          <w:right w:val="nil"/>
+          <w:between w:val="nil"/>
+        </w:pBdr>
+        <w:spacing w:before="11" w:after="0" w:line="240" w:lineRule="auto"/>
+        <w:ind w:left="4" w:right="0" w:firstLine="0"/>
+        <w:jc w:val="left"/>
+        <w:rPr>
+          <w:rFonts w:ascii="Calibri" w:eastAsia="Calibri" w:hAnsi="Calibri" w:cs="Calibri"/>
+          <w:kern w:val="0"/>
+          <w:szCs w:val="22"/>
+          <w14:ligatures w14:val="none"/>
+        </w:rPr>
+      </w:pPr>
+      <w:r>
+        <w:rPr>
+          <w:rFonts w:ascii="Calibri" w:eastAsia="Calibri" w:hAnsi="Calibri" w:cs="Calibri"/>
+          <w:kern w:val="0"/>
+          <w:szCs w:val="22"/>
+          <w14:ligatures w14:val="none"/>
+        </w:rPr>
+        <w:t xml:space="preserve">ASSINATURA DO REPRESENTANTE DA INSTITUIÇÃO CONCEDENTE  </w:t>
+      </w:r>
+    </w:p>
+    <w:p>
+      <w:pPr>
+        <w:widowControl w:val="0"/>
+        <w:pBdr>
+          <w:top w:val="nil"/>
+          <w:left w:val="nil"/>
+          <w:bottom w:val="nil"/>
+          <w:right w:val="nil"/>
+          <w:between w:val="nil"/>
+        </w:pBdr>
+        <w:spacing w:before="11" w:after="0" w:line="240" w:lineRule="auto"/>
+        <w:ind w:left="11" w:right="0" w:firstLine="0"/>
+        <w:jc w:val="left"/>
+        <w:rPr>
+          <w:rFonts w:ascii="Calibri" w:eastAsia="Calibri" w:hAnsi="Calibri" w:cs="Calibri"/>
+          <w:b/>
+          <w:kern w:val="0"/>
+          <w:szCs w:val="22"/>
+          <w14:ligatures w14:val="none"/>
+        </w:rPr>
+      </w:pPr>
+      <w:r>
+        <w:rPr>
+          <w:rFonts w:ascii="Calibri" w:eastAsia="Calibri" w:hAnsi="Calibri" w:cs="Calibri"/>
+          <w:b/>
+          <w:kern w:val="0"/>
+          <w:szCs w:val="22"/>
+          <w14:ligatures w14:val="none"/>
+        </w:rPr>
+        <w:t xml:space="preserve">(Reconhecer firma em cartório/ assinatura digital gov.br)  </w:t>
+      </w:r>
+    </w:p>
+    <w:p>
+      <w:pPr>
+        <w:widowControl w:val="0"/>
+        <w:pBdr>
+          <w:top w:val="nil"/>
+          <w:left w:val="nil"/>
+          <w:bottom w:val="nil"/>
+          <w:right w:val="nil"/>
+          <w:between w:val="nil"/>
+        </w:pBdr>
+        <w:spacing w:before="279" w:after="0" w:line="240" w:lineRule="auto"/>
+        <w:ind w:left="0" w:right="3673" w:firstLine="0"/>
+        <w:jc w:val="right"/>
+        <w:rPr>
+          <w:rFonts w:ascii="Calibri" w:eastAsia="Calibri" w:hAnsi="Calibri" w:cs="Calibri"/>
+          <w:b/>
+          <w:kern w:val="0"/>
+          <w:szCs w:val="22"/>
+          <w14:ligatures w14:val="none"/>
+        </w:rPr>
+      </w:pPr>
+      <w:r>
+        <w:rPr>
+          <w:rFonts w:ascii="Calibri" w:eastAsia="Calibri" w:hAnsi="Calibri" w:cs="Calibri"/>
+          <w:b/>
+          <w:kern w:val="0"/>
+          <w:szCs w:val="22"/>
+          <w14:ligatures w14:val="none"/>
+        </w:rPr>
+        <w:t xml:space="preserve">  </w:t>
+      </w:r>
+    </w:p>
+    <w:p>
+      <w:pPr>
+        <w:widowControl w:val="0"/>
+        <w:pBdr>
+          <w:top w:val="nil"/>
+          <w:left w:val="nil"/>
+          <w:bottom w:val="nil"/>
+          <w:right w:val="nil"/>
+          <w:between w:val="nil"/>
+        </w:pBdr>
+        <w:spacing w:after="0" w:line="240" w:lineRule="auto"/>
+        <w:ind w:left="161" w:right="0" w:firstLine="0"/>
+        <w:jc w:val="left"/>
+        <w:rPr>
+          <w:rFonts w:ascii="Calibri" w:eastAsia="Calibri" w:hAnsi="Calibri" w:cs="Calibri"/>
+          <w:kern w:val="0"/>
+          <w:sz w:val="16"/>
+          <w:szCs w:val="16"/>
+          <w14:ligatures w14:val="none"/>
+        </w:rPr>
+      </w:pPr>
+      <w:r>
+        <w:rPr>
+          <w:rFonts w:ascii="Calibri" w:eastAsia="Calibri" w:hAnsi="Calibri" w:cs="Calibri"/>
+          <w:kern w:val="0"/>
+          <w:szCs w:val="22"/>
+          <w14:ligatures w14:val="none"/>
+        </w:rPr>
+        <w:t xml:space="preserve">CARIMBO COM CNPJ </w:t>
+      </w:r>
+      <w:r>
+        <w:rPr>
+          <w:rFonts w:ascii="Calibri" w:eastAsia="Calibri" w:hAnsi="Calibri" w:cs="Calibri"/>
+          <w:kern w:val="0"/>
+          <w:sz w:val="16"/>
+          <w:szCs w:val="16"/>
+          <w14:ligatures w14:val="none"/>
+        </w:rPr>
+        <w:t>(OBRIGATÓRIO)</w:t>
+      </w:r>
+    </w:p>
+    <w:p>
+      <w:pPr>
+        <w:widowControl w:val="0"/>
+        <w:pBdr>
+          <w:top w:val="nil"/>
+          <w:left w:val="nil"/>
+          <w:bottom w:val="nil"/>
+          <w:right w:val="nil"/>
+          <w:between w:val="nil"/>
+        </w:pBdr>
+        <w:spacing w:before="615" w:after="0" w:line="240" w:lineRule="auto"/>
+        <w:ind w:left="0" w:right="3672" w:firstLine="0"/>
+        <w:jc w:val="right"/>
+        <w:rPr>
+          <w:rFonts w:ascii="Calibri" w:eastAsia="Calibri" w:hAnsi="Calibri" w:cs="Calibri"/>
+          <w:b/>
+          <w:kern w:val="0"/>
+          <w:szCs w:val="22"/>
+          <w14:ligatures w14:val="none"/>
+        </w:rPr>
+      </w:pPr>
+      <w:r>
+        <w:rPr>
+          <w:rFonts w:ascii="Calibri" w:eastAsia="Calibri" w:hAnsi="Calibri" w:cs="Calibri"/>
+          <w:b/>
+          <w:kern w:val="0"/>
+          <w:szCs w:val="22"/>
+          <w14:ligatures w14:val="none"/>
+        </w:rPr>
+        <w:t xml:space="preserve">  </w:t>
+      </w:r>
+    </w:p>
+    <w:p>
+      <w:pPr>
+        <w:widowControl w:val="0"/>
+        <w:pBdr>
+          <w:top w:val="nil"/>
+          <w:left w:val="nil"/>
+          <w:bottom w:val="nil"/>
+          <w:right w:val="nil"/>
+          <w:between w:val="nil"/>
+        </w:pBdr>
+        <w:spacing w:before="438" w:after="0" w:line="240" w:lineRule="auto"/>
+        <w:ind w:left="0" w:right="3672" w:firstLine="0"/>
+        <w:jc w:val="right"/>
+        <w:rPr>
+          <w:rFonts w:ascii="Calibri" w:eastAsia="Calibri" w:hAnsi="Calibri" w:cs="Calibri"/>
+          <w:b/>
+          <w:kern w:val="0"/>
+          <w:szCs w:val="22"/>
+          <w14:ligatures w14:val="none"/>
+        </w:rPr>
+      </w:pPr>
+      <w:r>
+        <w:rPr>
+          <w:rFonts w:ascii="Calibri" w:eastAsia="Calibri" w:hAnsi="Calibri" w:cs="Calibri"/>
+          <w:b/>
+          <w:kern w:val="0"/>
+          <w:szCs w:val="22"/>
+          <w14:ligatures w14:val="none"/>
+        </w:rPr>
+        <w:t xml:space="preserve">  </w:t>
+      </w:r>
+    </w:p>
+    <w:p>
+      <w:pPr>
+        <w:widowControl w:val="0"/>
+        <w:pBdr>
+          <w:top w:val="nil"/>
+          <w:left w:val="nil"/>
+          <w:bottom w:val="nil"/>
+          <w:right w:val="nil"/>
+          <w:between w:val="nil"/>
+        </w:pBdr>
+        <w:spacing w:before="2166" w:after="0" w:line="243" w:lineRule="auto"/>
+        <w:ind w:left="3" w:right="3836" w:hanging="2"/>
+        <w:jc w:val="left"/>
+        <w:rPr>
+          <w:rFonts w:ascii="Calibri" w:eastAsia="Calibri" w:hAnsi="Calibri" w:cs="Calibri"/>
+          <w:b/>
+          <w:kern w:val="0"/>
+          <w:szCs w:val="22"/>
+          <w14:ligatures w14:val="none"/>
+        </w:rPr>
+      </w:pPr>
+      <w:r>
+        <w:rPr>
+          <w:rFonts w:ascii="Calibri" w:eastAsia="Calibri" w:hAnsi="Calibri" w:cs="Calibri"/>
+          <w:kern w:val="0"/>
+          <w:szCs w:val="22"/>
+          <w14:ligatures w14:val="none"/>
+        </w:rPr>
+        <w:t>____________________________________________________ASSINATURA</w:t>
+      </w:r>
+      <w:r>
+        <w:rPr>
+          <w:rFonts w:ascii="Calibri" w:eastAsia="Calibri" w:hAnsi="Calibri" w:cs="Calibri"/>
+          <w:b/>
+          <w:kern w:val="0"/>
+          <w:szCs w:val="22"/>
+          <w14:ligatures w14:val="none"/>
+        </w:rPr>
+        <w:t xml:space="preserve"> DO ESTAGIÁRIO  </w:t>
+      </w:r>
+    </w:p>
+    <w:p>
+      <w:pPr>
+        <w:widowControl w:val="0"/>
+        <w:pBdr>
+          <w:top w:val="nil"/>
+          <w:left w:val="nil"/>
+          <w:bottom w:val="nil"/>
+          <w:right w:val="nil"/>
+          <w:between w:val="nil"/>
+        </w:pBdr>
+        <w:spacing w:before="459" w:after="0" w:line="240" w:lineRule="auto"/>
+        <w:ind w:left="15" w:right="0" w:firstLine="0"/>
+        <w:jc w:val="left"/>
+        <w:rPr>
+          <w:rFonts w:ascii="Calibri" w:eastAsia="Calibri" w:hAnsi="Calibri" w:cs="Calibri"/>
+          <w:b/>
+          <w:kern w:val="0"/>
+          <w:szCs w:val="22"/>
+          <w14:ligatures w14:val="none"/>
+        </w:rPr>
+      </w:pPr>
+      <w:r>
+        <w:rPr>
+          <w:rFonts w:ascii="Calibri" w:eastAsia="Calibri" w:hAnsi="Calibri" w:cs="Calibri"/>
+          <w:b/>
+          <w:kern w:val="0"/>
+          <w:szCs w:val="22"/>
+          <w14:ligatures w14:val="none"/>
+        </w:rPr>
+        <w:t xml:space="preserve">PROF. VINÍCIUS OLIVEIRA CARDOSO  </w:t>
+      </w:r>
+    </w:p>
+    <w:p>
+      <w:pPr>
+        <w:widowControl w:val="0"/>
+        <w:pBdr>
+          <w:top w:val="nil"/>
+          <w:left w:val="nil"/>
+          <w:bottom w:val="nil"/>
+          <w:right w:val="nil"/>
+          <w:between w:val="nil"/>
+        </w:pBdr>
+        <w:spacing w:before="8" w:after="0" w:line="240" w:lineRule="auto"/>
+        <w:ind w:left="18" w:right="0" w:firstLine="0"/>
+        <w:jc w:val="left"/>
+        <w:rPr>
+          <w:rFonts w:ascii="Calibri" w:eastAsia="Calibri" w:hAnsi="Calibri" w:cs="Calibri"/>
+          <w:kern w:val="0"/>
+          <w:szCs w:val="22"/>
+          <w14:ligatures w14:val="none"/>
+        </w:rPr>
+      </w:pPr>
+      <w:r>
+        <w:rPr>
+          <w:rFonts w:ascii="Calibri" w:eastAsia="Calibri" w:hAnsi="Calibri" w:cs="Calibri"/>
+          <w:kern w:val="0"/>
+          <w:szCs w:val="22"/>
+          <w14:ligatures w14:val="none"/>
+        </w:rPr>
+        <w:t xml:space="preserve">Prof. Supervisor de Estágio  </w:t>
+      </w:r>
+    </w:p>
+    <w:p>
+      <w:pPr>
+        <w:widowControl w:val="0"/>
+        <w:pBdr>
+          <w:top w:val="nil"/>
+          <w:left w:val="nil"/>
+          <w:bottom w:val="nil"/>
+          <w:right w:val="nil"/>
+          <w:between w:val="nil"/>
+        </w:pBdr>
+        <w:spacing w:before="11" w:after="0" w:line="240" w:lineRule="auto"/>
+        <w:ind w:left="2" w:right="0" w:firstLine="0"/>
+        <w:jc w:val="left"/>
+        <w:rPr>
+          <w:rFonts w:ascii="Calibri" w:eastAsia="Calibri" w:hAnsi="Calibri" w:cs="Calibri"/>
+          <w:kern w:val="0"/>
+          <w:szCs w:val="22"/>
+          <w14:ligatures w14:val="none"/>
+        </w:rPr>
+      </w:pPr>
+      <w:r>
+        <w:rPr>
+          <w:rFonts w:ascii="Calibri" w:eastAsia="Calibri" w:hAnsi="Calibri" w:cs="Calibri"/>
+          <w:b/>
+          <w:kern w:val="0"/>
+          <w:szCs w:val="22"/>
+          <w14:ligatures w14:val="none"/>
+        </w:rPr>
+        <w:t>ASSOCIAÇÃO EDUCACIONAL NOVE DE JULHO (</w:t>
+      </w:r>
+      <w:r>
+        <w:rPr>
+          <w:rFonts w:ascii="Calibri" w:eastAsia="Calibri" w:hAnsi="Calibri" w:cs="Calibri"/>
+          <w:kern w:val="0"/>
+          <w:szCs w:val="22"/>
+          <w14:ligatures w14:val="none"/>
+        </w:rPr>
+        <w:t xml:space="preserve">INTERVENIENTE)  </w:t>
+      </w:r>
+    </w:p>
+    <w:p>
+      <w:pPr>
         <w:spacing w:after="0" w:line="259" w:lineRule="auto"/>
         <w:ind w:left="-4" w:right="0"/>
         <w:jc w:val="left"/>
       </w:pPr>
-      <w:r>
-        <w:rPr>
-          <w:rFonts w:ascii="Calibri" w:eastAsia="Calibri" w:hAnsi="Calibri" w:cs="Calibri"/>
-        </w:rPr>
-        <w:t xml:space="preserve">_____________________________________________________                     </w:t>
-      </w:r>
-    </w:p>
-    <w:p>
-      <w:pPr>
-        <w:spacing w:after="5" w:line="249" w:lineRule="auto"/>
-        <w:ind w:left="-4" w:right="2565"/>
-        <w:jc w:val="left"/>
-      </w:pPr>
-      <w:r>
-        <w:rPr>
-          <w:rFonts w:ascii="Calibri" w:eastAsia="Calibri" w:hAnsi="Calibri" w:cs="Calibri"/>
-        </w:rPr>
-        <w:t xml:space="preserve">ASSINATURA DO REPRESENTANTE DA INSTITUIÇÃO </w:t>
-      </w:r>
-      <w:proofErr w:type="gramStart"/>
-      <w:r>
-        <w:rPr>
-          <w:rFonts w:ascii="Calibri" w:eastAsia="Calibri" w:hAnsi="Calibri" w:cs="Calibri"/>
-        </w:rPr>
-        <w:t xml:space="preserve">CONCEDENTE  </w:t>
-      </w:r>
-      <w:r>
-        <w:rPr>
-          <w:rFonts w:ascii="Calibri" w:eastAsia="Calibri" w:hAnsi="Calibri" w:cs="Calibri"/>
-          <w:b/>
-        </w:rPr>
-        <w:t>(</w:t>
-      </w:r>
-      <w:proofErr w:type="gramEnd"/>
-      <w:r>
-        <w:rPr>
-          <w:rFonts w:ascii="Calibri" w:eastAsia="Calibri" w:hAnsi="Calibri" w:cs="Calibri"/>
-          <w:b/>
-        </w:rPr>
-        <w:t xml:space="preserve">Reconhecer firma em cartório ou assinatura digital gov.br) </w:t>
-      </w:r>
-    </w:p>
-    <w:p>
-      <w:pPr>
-        <w:spacing w:after="119" w:line="259" w:lineRule="auto"/>
-        <w:ind w:left="2364" w:right="0" w:firstLine="0"/>
-        <w:jc w:val="center"/>
-      </w:pPr>
-      <w:r>
-        <w:rPr>
-          <w:rFonts w:ascii="Calibri" w:eastAsia="Calibri" w:hAnsi="Calibri" w:cs="Calibri"/>
-        </w:rPr>
-        <w:t xml:space="preserve"> </w:t>
-      </w:r>
-    </w:p>
-    <w:p>
-      <w:pPr>
-        <w:tabs>
-          <w:tab w:val="center" w:pos="5979"/>
-          <w:tab w:val="center" w:pos="6481"/>
-          <w:tab w:val="center" w:pos="7201"/>
-          <w:tab w:val="center" w:pos="7921"/>
-        </w:tabs>
-        <w:spacing w:after="0" w:line="259" w:lineRule="auto"/>
-        <w:ind w:left="0" w:right="0" w:firstLine="0"/>
-        <w:jc w:val="left"/>
-      </w:pPr>
-      <w:r>
-        <w:rPr>
-          <w:rFonts w:ascii="Calibri" w:eastAsia="Calibri" w:hAnsi="Calibri" w:cs="Calibri"/>
-        </w:rPr>
-        <w:t xml:space="preserve">CARIMBO COM CNPJ </w:t>
-      </w:r>
-      <w:r>
-        <w:rPr>
-          <w:rFonts w:ascii="Calibri" w:eastAsia="Calibri" w:hAnsi="Calibri" w:cs="Calibri"/>
-          <w:sz w:val="16"/>
-        </w:rPr>
-        <w:t>(OBRIGATÓRIO)</w:t>
-      </w:r>
-      <w:r>
-        <w:rPr>
-          <w:rFonts w:ascii="Calibri" w:eastAsia="Calibri" w:hAnsi="Calibri" w:cs="Calibri"/>
-        </w:rPr>
-        <w:t xml:space="preserve"> </w:t>
-      </w:r>
-      <w:r>
-        <w:rPr>
-          <w:rFonts w:ascii="Calibri" w:eastAsia="Calibri" w:hAnsi="Calibri" w:cs="Calibri"/>
-        </w:rPr>
-        <w:tab/>
-      </w:r>
-      <w:r>
-        <w:rPr>
-          <w:rFonts w:ascii="Calibri" w:eastAsia="Calibri" w:hAnsi="Calibri" w:cs="Calibri"/>
-          <w:sz w:val="34"/>
-          <w:vertAlign w:val="superscript"/>
-        </w:rPr>
-        <w:t xml:space="preserve">   </w:t>
-      </w:r>
-      <w:r>
-        <w:rPr>
-          <w:rFonts w:ascii="Calibri" w:eastAsia="Calibri" w:hAnsi="Calibri" w:cs="Calibri"/>
-          <w:sz w:val="34"/>
-          <w:vertAlign w:val="superscript"/>
-        </w:rPr>
-        <w:tab/>
-        <w:t xml:space="preserve"> </w:t>
-      </w:r>
-      <w:r>
-        <w:rPr>
-          <w:rFonts w:ascii="Calibri" w:eastAsia="Calibri" w:hAnsi="Calibri" w:cs="Calibri"/>
-          <w:sz w:val="34"/>
-          <w:vertAlign w:val="superscript"/>
-        </w:rPr>
-        <w:tab/>
-        <w:t xml:space="preserve"> </w:t>
-      </w:r>
-      <w:r>
-        <w:rPr>
-          <w:rFonts w:ascii="Calibri" w:eastAsia="Calibri" w:hAnsi="Calibri" w:cs="Calibri"/>
-          <w:sz w:val="34"/>
-          <w:vertAlign w:val="superscript"/>
-        </w:rPr>
-        <w:tab/>
-        <w:t xml:space="preserve"> </w:t>
-      </w:r>
-    </w:p>
-    <w:p>
-      <w:pPr>
-        <w:spacing w:after="0" w:line="259" w:lineRule="auto"/>
-        <w:ind w:left="0" w:right="903" w:firstLine="0"/>
-        <w:jc w:val="right"/>
-      </w:pPr>
-      <w:r>
-        <w:rPr>
-          <w:rFonts w:ascii="Calibri" w:eastAsia="Calibri" w:hAnsi="Calibri" w:cs="Calibri"/>
-        </w:rPr>
-        <w:t xml:space="preserve"> </w:t>
-      </w:r>
-      <w:r>
-        <w:rPr>
-          <w:rFonts w:ascii="Calibri" w:eastAsia="Calibri" w:hAnsi="Calibri" w:cs="Calibri"/>
-        </w:rPr>
-        <w:tab/>
-        <w:t xml:space="preserve"> </w:t>
-      </w:r>
-      <w:r>
-        <w:rPr>
-          <w:rFonts w:ascii="Calibri" w:eastAsia="Calibri" w:hAnsi="Calibri" w:cs="Calibri"/>
-        </w:rPr>
-        <w:tab/>
-        <w:t xml:space="preserve"> </w:t>
-      </w:r>
-      <w:r>
-        <w:rPr>
-          <w:rFonts w:ascii="Calibri" w:eastAsia="Calibri" w:hAnsi="Calibri" w:cs="Calibri"/>
-        </w:rPr>
-        <w:tab/>
-        <w:t xml:space="preserve">  </w:t>
-      </w:r>
-    </w:p>
-    <w:p>
-      <w:pPr>
-        <w:spacing w:after="155" w:line="259" w:lineRule="auto"/>
-        <w:ind w:left="144" w:right="0" w:firstLine="0"/>
-        <w:jc w:val="left"/>
-      </w:pPr>
-      <w:r>
-        <w:rPr>
-          <w:rFonts w:ascii="Calibri" w:eastAsia="Calibri" w:hAnsi="Calibri" w:cs="Calibri"/>
-        </w:rPr>
-        <w:t xml:space="preserve"> </w:t>
-      </w:r>
-      <w:r>
-        <w:rPr>
-          <w:rFonts w:ascii="Calibri" w:eastAsia="Calibri" w:hAnsi="Calibri" w:cs="Calibri"/>
-        </w:rPr>
-        <w:tab/>
-        <w:t xml:space="preserve"> </w:t>
-      </w:r>
-    </w:p>
-    <w:p>
-      <w:pPr>
-        <w:spacing w:after="183" w:line="259" w:lineRule="auto"/>
-        <w:ind w:left="144" w:right="0" w:firstLine="0"/>
-        <w:jc w:val="left"/>
-      </w:pPr>
-      <w:r>
-        <w:rPr>
-          <w:rFonts w:ascii="Calibri" w:eastAsia="Calibri" w:hAnsi="Calibri" w:cs="Calibri"/>
-        </w:rPr>
-        <w:t xml:space="preserve"> </w:t>
-      </w:r>
-      <w:r>
-        <w:rPr>
-          <w:rFonts w:ascii="Calibri" w:eastAsia="Calibri" w:hAnsi="Calibri" w:cs="Calibri"/>
-        </w:rPr>
-        <w:tab/>
-        <w:t xml:space="preserve">                   </w:t>
-      </w:r>
-    </w:p>
-    <w:p>
-      <w:pPr>
-        <w:spacing w:after="0" w:line="259" w:lineRule="auto"/>
-        <w:ind w:left="144" w:right="0" w:firstLine="0"/>
-        <w:jc w:val="left"/>
-      </w:pPr>
-      <w:r>
-        <w:rPr>
-          <w:rFonts w:ascii="Calibri" w:eastAsia="Calibri" w:hAnsi="Calibri" w:cs="Calibri"/>
-        </w:rPr>
-        <w:t xml:space="preserve"> </w:t>
-      </w:r>
-      <w:r>
-        <w:rPr>
-          <w:rFonts w:ascii="Calibri" w:eastAsia="Calibri" w:hAnsi="Calibri" w:cs="Calibri"/>
-        </w:rPr>
-        <w:tab/>
-      </w:r>
-      <w:r>
-        <w:rPr>
-          <w:rFonts w:ascii="Calibri" w:eastAsia="Calibri" w:hAnsi="Calibri" w:cs="Calibri"/>
-          <w:b/>
-        </w:rPr>
-        <w:t xml:space="preserve"> </w:t>
-      </w:r>
-    </w:p>
-    <w:p>
-      <w:pPr>
-        <w:spacing w:after="0" w:line="259" w:lineRule="auto"/>
-        <w:ind w:left="2712" w:right="0" w:firstLine="0"/>
-        <w:jc w:val="center"/>
-      </w:pPr>
-      <w:r>
-        <w:rPr>
-          <w:rFonts w:ascii="Calibri" w:eastAsia="Calibri" w:hAnsi="Calibri" w:cs="Calibri"/>
-          <w:b/>
-        </w:rPr>
-        <w:t xml:space="preserve">        </w:t>
-      </w:r>
-    </w:p>
-    <w:p>
-      <w:pPr>
-        <w:spacing w:after="0" w:line="259" w:lineRule="auto"/>
-        <w:ind w:left="2712" w:right="0" w:firstLine="0"/>
-        <w:jc w:val="center"/>
-      </w:pPr>
-    </w:p>
-    <w:p>
-      <w:pPr>
-        <w:spacing w:after="0" w:line="259" w:lineRule="auto"/>
-        <w:ind w:left="2712" w:right="0" w:firstLine="0"/>
-        <w:jc w:val="center"/>
-      </w:pPr>
-    </w:p>
-    <w:p>
-      <w:pPr>
-        <w:spacing w:after="0" w:line="259" w:lineRule="auto"/>
-        <w:ind w:left="2364" w:right="0" w:firstLine="0"/>
-        <w:jc w:val="center"/>
-      </w:pPr>
-      <w:r>
-        <w:rPr>
-          <w:rFonts w:ascii="Calibri" w:eastAsia="Calibri" w:hAnsi="Calibri" w:cs="Calibri"/>
-        </w:rPr>
-        <w:t xml:space="preserve"> </w:t>
-      </w:r>
-    </w:p>
-    <w:p>
-      <w:pPr>
-        <w:spacing w:after="44" w:line="259" w:lineRule="auto"/>
-        <w:ind w:left="144" w:right="0" w:firstLine="0"/>
-        <w:jc w:val="left"/>
-      </w:pPr>
-      <w:r>
-        <w:rPr>
-          <w:rFonts w:ascii="Calibri" w:eastAsia="Calibri" w:hAnsi="Calibri" w:cs="Calibri"/>
-        </w:rPr>
-        <w:t xml:space="preserve"> </w:t>
-      </w:r>
-      <w:r>
-        <w:rPr>
-          <w:rFonts w:ascii="Calibri" w:eastAsia="Calibri" w:hAnsi="Calibri" w:cs="Calibri"/>
-        </w:rPr>
-        <w:tab/>
-        <w:t xml:space="preserve"> </w:t>
-      </w:r>
-    </w:p>
-    <w:p>
-      <w:pPr>
-        <w:spacing w:after="0" w:line="259" w:lineRule="auto"/>
-        <w:ind w:left="2364" w:right="0" w:firstLine="0"/>
-        <w:jc w:val="center"/>
-      </w:pPr>
-      <w:r>
-        <w:rPr>
-          <w:rFonts w:ascii="Calibri" w:eastAsia="Calibri" w:hAnsi="Calibri" w:cs="Calibri"/>
-        </w:rPr>
-        <w:t xml:space="preserve"> </w:t>
-      </w:r>
-    </w:p>
-    <w:p>
-      <w:pPr>
-        <w:spacing w:after="177" w:line="259" w:lineRule="auto"/>
-        <w:ind w:left="1" w:right="0" w:firstLine="0"/>
-        <w:jc w:val="left"/>
-      </w:pPr>
-      <w:r>
-        <w:rPr>
-          <w:rFonts w:ascii="Calibri" w:eastAsia="Calibri" w:hAnsi="Calibri" w:cs="Calibri"/>
-        </w:rPr>
-        <w:t xml:space="preserve"> </w:t>
-      </w:r>
-    </w:p>
-    <w:p>
-      <w:pPr>
-        <w:spacing w:after="0" w:line="259" w:lineRule="auto"/>
-        <w:ind w:left="-4" w:right="0"/>
-        <w:jc w:val="left"/>
-      </w:pPr>
-      <w:r>
-        <w:rPr>
-          <w:rFonts w:ascii="Calibri" w:eastAsia="Calibri" w:hAnsi="Calibri" w:cs="Calibri"/>
-        </w:rPr>
-        <w:t>{{NOME_ALUNO}}</w:t>
-      </w:r>
-    </w:p>
-    <w:p>
-      <w:pPr>
-        <w:spacing w:after="5" w:line="249" w:lineRule="auto"/>
-        <w:ind w:left="-4" w:right="2565"/>
-        <w:jc w:val="left"/>
-      </w:pPr>
-      <w:r>
-        <w:rPr>
-          <w:rFonts w:ascii="Calibri" w:eastAsia="Calibri" w:hAnsi="Calibri" w:cs="Calibri"/>
-          <w:b/>
-        </w:rPr>
-        <w:t xml:space="preserve">ASSINATURA DO ESTAGIÁRIO </w:t>
-      </w:r>
-    </w:p>
-    <w:p>
-      <w:pPr>
-        <w:spacing w:after="0" w:line="259" w:lineRule="auto"/>
-        <w:ind w:left="1441" w:right="0" w:firstLine="0"/>
-        <w:jc w:val="left"/>
-      </w:pPr>
-      <w:r>
-        <w:rPr>
-          <w:rFonts w:ascii="Calibri" w:eastAsia="Calibri" w:hAnsi="Calibri" w:cs="Calibri"/>
-          <w:b/>
-        </w:rPr>
-        <w:t xml:space="preserve"> </w:t>
-      </w:r>
-    </w:p>
-    <w:p>
-      <w:pPr>
-        <w:spacing w:after="5" w:line="249" w:lineRule="auto"/>
-        <w:ind w:left="-4" w:right="2565"/>
-        <w:jc w:val="left"/>
-      </w:pPr>
-      <w:r>
-        <w:rPr>
-          <w:rFonts w:ascii="Calibri" w:eastAsia="Calibri" w:hAnsi="Calibri" w:cs="Calibri"/>
-          <w:b/>
-        </w:rPr>
-        <w:t xml:space="preserve">PROF. VINÍCIUS OLIVEIRA CARDOSO </w:t>
-      </w:r>
-    </w:p>
-    <w:p>
-      <w:pPr>
-        <w:spacing w:after="0" w:line="259" w:lineRule="auto"/>
-        <w:ind w:left="-4" w:right="0"/>
-        <w:jc w:val="left"/>
-      </w:pPr>
-      <w:r>
-        <w:rPr>
-          <w:rFonts w:ascii="Calibri" w:eastAsia="Calibri" w:hAnsi="Calibri" w:cs="Calibri"/>
-        </w:rPr>
-        <w:t xml:space="preserve">Prof. Supervisor de Estágio  </w:t>
-      </w:r>
-    </w:p>
-    <w:p>
-      <w:pPr>
-        <w:spacing w:after="5" w:line="249" w:lineRule="auto"/>
-        <w:ind w:left="-4" w:right="2565"/>
-        <w:jc w:val="left"/>
-      </w:pPr>
-      <w:r>
-        <w:rPr>
-          <w:rFonts w:ascii="Calibri" w:eastAsia="Calibri" w:hAnsi="Calibri" w:cs="Calibri"/>
-          <w:b/>
-        </w:rPr>
-        <w:t>ASSOCIAÇÃO EDUCACIONAL NOVE DE JULHO (</w:t>
-      </w:r>
-      <w:r>
-        <w:rPr>
-          <w:rFonts w:ascii="Calibri" w:eastAsia="Calibri" w:hAnsi="Calibri" w:cs="Calibri"/>
-        </w:rPr>
-        <w:t xml:space="preserve">INTERVENIENTE) </w:t>
-      </w:r>
     </w:p>
     <w:sectPr>
       <w:headerReference w:type="even" r:id="rId7"/>
@@ -1110,7 +1162,7 @@
       <w:fldChar w:fldCharType="begin"/>
     </w:r>
     <w:r>
-      <w:instrText xml:space="preserve">PAGE</w:instrText>
+      <w:instrText>PAGE</w:instrText>
     </w:r>
     <w:r>
       <w:fldChar w:fldCharType="separate"/>
@@ -1128,7 +1180,7 @@
       <w:fldChar w:fldCharType="begin"/>
     </w:r>
     <w:r>
-      <w:instrText xml:space="preserve">NUMPAGES</w:instrText>
+      <w:instrText>NUMPAGES</w:instrText>
     </w:r>
     <w:r>
       <w:fldChar w:fldCharType="separate"/>
